--- a/companies/meridian-actuarial/Engagements/Martinez LLC/2020.07.04 - Kickoff Memo - Retiree Medical Valuation.docx
+++ b/companies/meridian-actuarial/Engagements/Martinez LLC/2020.07.04 - Kickoff Memo - Retiree Medical Valuation.docx
@@ -3,48 +3,58 @@
 <w:document xmlns:wpc="http://schemas.microsoft.com/office/word/2010/wordprocessingCanvas" xmlns:mo="http://schemas.microsoft.com/office/mac/office/2008/main" xmlns:mc="http://schemas.openxmlformats.org/markup-compatibility/2006" xmlns:mv="urn:schemas-microsoft-com:mac:vml" xmlns:o="urn:schemas-microsoft-com:office:office" xmlns:r="http://schemas.openxmlformats.org/officeDocument/2006/relationships" xmlns:m="http://schemas.openxmlformats.org/officeDocument/2006/math" xmlns:v="urn:schemas-microsoft-com:vml" xmlns:wp14="http://schemas.microsoft.com/office/word/2010/wordprocessingDrawing" xmlns:wp="http://schemas.openxmlformats.org/drawingml/2006/wordprocessingDrawing" xmlns:w10="urn:schemas-microsoft-com:office:word" xmlns:w="http://schemas.openxmlformats.org/wordprocessingml/2006/main" xmlns:w14="http://schemas.microsoft.com/office/word/2010/wordml" xmlns:wpg="http://schemas.microsoft.com/office/word/2010/wordprocessingGroup" xmlns:wpi="http://schemas.microsoft.com/office/word/2010/wordprocessingInk" xmlns:wne="http://schemas.microsoft.com/office/word/2006/wordml" xmlns:wps="http://schemas.microsoft.com/office/word/2010/wordprocessingShape" mc:Ignorable="w14 wp14">
   <w:body>
     <w:p>
+      <w:r>
+        <w:t>To: Jennifer Vasquez, Amanda White, Linda Hanna</w:t>
+        <w:br/>
+        <w:t>From: Jeffrey Ochoa</w:t>
+        <w:br/>
+        <w:t>Date: July 4, 2020</w:t>
+        <w:br/>
+        <w:t>Re: Retiree medical valuation for Martinez LLC — engagement kickoff</w:t>
+      </w:r>
+    </w:p>
+    <w:p>
       <w:pPr>
-        <w:pStyle w:val="Heading1"/>
+        <w:pStyle w:val="Heading2"/>
       </w:pPr>
       <w:r>
-        <w:t>Kickoff Memo: Retiree Medical Valuation</w:t>
+        <w:t>The Point of This Engagement</w:t>
       </w:r>
     </w:p>
     <w:p>
       <w:r>
-        <w:t>To: Jennifer Vasquez, Amanda White</w:t>
-        <w:br/>
-        <w:t>From: Jeffrey Ochoa</w:t>
-        <w:br/>
-        <w:t>cc: Robert Lawrence, Linda Hanna</w:t>
-        <w:br/>
-        <w:t>Re: Retiree medical valuation for Martinez LLC, engagement kickoff</w:t>
+        <w:t>The deliverable is a defensible measurement of the retiree medical obligation Martinez LLC carries, reported under ASC 715-60, with a workbook of exhibits behind it and one presentation to the client's management. Everything below serves that. Work opens July 1, 2020, and we have roughly eight months, which is comfortable if the data arrive on time and tight if they do not. Our client contact is Jason Wagner, the general manager. Scope questions route through Jennifer Vasquez before they reach him, so he hears one considered answer rather than three partial ones.</w:t>
+      </w:r>
+    </w:p>
+    <w:p>
+      <w:r>
+        <w:t>One discipline governs the whole engagement, so I will state it once here. We keep what the data show, what we assume, and what we conclude in separate places, in the workbook and in the report both. Anyone drafting a paragraph that mixes the three should expect it back. The reason is not style. It is that the client, and anyone who later reads the opinion, needs to see which numbers are measured and which rest on judgment, and that distinction is easy to lose if we do not hold it from the first exhibit.</w:t>
       </w:r>
     </w:p>
     <w:p>
       <w:pPr>
-        <w:pStyle w:val="Heading1"/>
+        <w:pStyle w:val="Heading2"/>
       </w:pPr>
       <w:r>
-        <w:t>Objectives</w:t>
+        <w:t>What We Owe the Client</w:t>
       </w:r>
     </w:p>
     <w:p>
       <w:r>
-        <w:t>The letter is countersigned and the engagement commences July 1, 2020. Linda Hanna has the executed copy on file and has opened the engagement in the usual way; anything that changes scope goes through her before it goes anywhere else. What we owe Martinez LLC is a measurement of the obligation for retiree medical benefits, an exhibit workbook that shows how the number was built, a report that interprets it, and the disclosure schedules their financial statements need. Robert Lawrence signs the report. Everything below exists so that when it reaches him there is nothing in it he has to take on faith.</w:t>
+        <w:t>Two things are due at the end. The first is a workbook of exhibits that carries the measurement from the census through to the accounting figures the client's statements disclose, built so each figure can be traced to its source. The second is a written report that interprets those exhibits and names the standards the work is performed under. The fee covers both, plus one presentation of the results. It does not cover a re-measurement for a plan amendment; if the board's discussed change is adopted, that is priced separately, and Jennifer Vasquez owns that conversation.</w:t>
+      </w:r>
+    </w:p>
+    <w:p>
+      <w:pPr>
+        <w:pStyle w:val="Heading2"/>
+      </w:pPr>
+      <w:r>
+        <w:t>How the Work Divides</w:t>
       </w:r>
     </w:p>
     <w:p>
       <w:r>
-        <w:t>One thing worth saying at the start. Retiree medical is not a pension valuation with different tables. The obligation is driven by per-capita claims costs and by a trend assumption that compounds over decades, and both of those come out of client data that was never assembled for our purpose. Most of the risk on this engagement is in the first six weeks, in what the data turn out to be. Plan accordingly.</w:t>
-      </w:r>
-    </w:p>
-    <w:p>
-      <w:pPr>
-        <w:pStyle w:val="Heading1"/>
-      </w:pPr>
-      <w:r>
-        <w:t>Workstreams</w:t>
+        <w:t>Four pieces of work run in parallel, each with an owner. They are not strictly sequential, but the data piece gates the rest, so it starts first and hardest.</w:t>
       </w:r>
     </w:p>
     <w:p>
@@ -52,7 +62,7 @@
         <w:pStyle w:val="ListBullet"/>
       </w:pPr>
       <w:r>
-        <w:t>Data request and reconciliation. I own this. The request goes out this week and asks for the retiree and dependent census, the eligible active population with hire and birth dates, the claims experience by tier for as many years as they can produce, the current premium and retiree contribution schedules, and the plan document with every amendment in force. Amanda White logs what arrives against what was asked for, including anything that arrives in a different shape than requested.</w:t>
+        <w:t>Data. Amanda White reconciles the census and the plan documents against the client's own records as they arrive, and logs each file and the date we received it.</w:t>
       </w:r>
     </w:p>
     <w:p>
@@ -60,7 +70,7 @@
         <w:pStyle w:val="ListBullet"/>
       </w:pPr>
       <w:r>
-        <w:t>Plan provisions summary. Amanda White owns this. Read the plan document and the summary plan description, write down what the benefit actually is, and flag every place the two documents disagree with each other or with what the client tells us in conversation. Do not resolve the disagreements. Record them.</w:t>
+        <w:t>Modeling. I build the valuation model and run the obligation, and chase any result that looks wrong back to the assumption behind it.</w:t>
       </w:r>
     </w:p>
     <w:p>
@@ -68,7 +78,7 @@
         <w:pStyle w:val="ListBullet"/>
       </w:pPr>
       <w:r>
-        <w:t>Per-capita claims cost development. I own this. Nothing starts here until the census is reconciled. If the claims data will not support a credible cost curve by age and tier, we will say so and use a published curve with the reliance disclosed, and that is a decision Jennifer Vasquez makes, not one we drift into.</w:t>
+        <w:t>Assumptions and scope. Jennifer Vasquez sets the assumption basis with me and holds the line on what the engagement does and does not cover.</w:t>
       </w:r>
     </w:p>
     <w:p>
@@ -76,100 +86,33 @@
         <w:pStyle w:val="ListBullet"/>
       </w:pPr>
       <w:r>
-        <w:t>Assumption inventory. Jennifer Vasquez owns this. Trend, discount rate, retirement, mortality, participation, spousal coverage. For each one, what basis exists on file and what the company has previously adopted. Inventory only at this stage. Recommendations come later and go to Robert Lawrence before they go to the client.</w:t>
+        <w:t>Correspondence and logistics. Linda Hanna handles the data requests to the client's staff and keeps the schedule of who owes what to whom.</w:t>
       </w:r>
     </w:p>
     <w:p>
       <w:pPr>
-        <w:pStyle w:val="ListBullet"/>
+        <w:pStyle w:val="Heading2"/>
       </w:pPr>
       <w:r>
-        <w:t>Workbook architecture. Amanda White and me. Input tabs separate from calculation tabs, every exhibit traceable back to a named input, no hard-coded numbers anywhere in the calculation. We build the shell now, while there is time to build it properly.</w:t>
+        <w:t>The Shape of the Eight Months</w:t>
+      </w:r>
+    </w:p>
+    <w:p>
+      <w:r>
+        <w:t>The engagement falls into three stretches, and I will hold us to them. The first is data: collect the census and plan documents and reconcile them, and settle the plan provisions we measure. The second is measurement: set the assumptions, run the obligation, and build the exhibits. The third is the report and the presentation. The stretches overlap at the seams, but a slip in the first pushes the whole schedule, which is why the data request goes out this week and not next.</w:t>
       </w:r>
     </w:p>
     <w:p>
       <w:pPr>
-        <w:pStyle w:val="Heading1"/>
+        <w:pStyle w:val="Heading2"/>
       </w:pPr>
       <w:r>
-        <w:t>Working Rules</w:t>
-      </w:r>
-    </w:p>
-    <w:p>
-      <w:pPr>
-        <w:pStyle w:val="ListBullet"/>
-      </w:pPr>
-      <w:r>
-        <w:t>Client data questions go to Jason Wagner through me, in one message per week where possible, not from three of us on three days.</w:t>
-      </w:r>
-    </w:p>
-    <w:p>
-      <w:pPr>
-        <w:pStyle w:val="ListBullet"/>
-      </w:pPr>
-      <w:r>
-        <w:t>Nothing reaches the client described as a result until Jennifer Vasquez has seen it. A draft number that escapes is a number we spend a month walking back.</w:t>
-      </w:r>
-    </w:p>
-    <w:p>
-      <w:pPr>
-        <w:pStyle w:val="ListBullet"/>
-      </w:pPr>
-      <w:r>
-        <w:t>Label measurement and judgment as we go, in the working papers, not at the end. If a cell contains something we assumed, the tab says so.</w:t>
-      </w:r>
-    </w:p>
-    <w:p>
-      <w:pPr>
-        <w:pStyle w:val="ListBullet"/>
-      </w:pPr>
-      <w:r>
-        <w:t>If an extract looks like a different population than the one described to us, stop and raise it before anyone builds on it.</w:t>
-      </w:r>
-    </w:p>
-    <w:p>
-      <w:pPr>
-        <w:pStyle w:val="Heading1"/>
-      </w:pPr>
-      <w:r>
-        <w:t>Next Steps</w:t>
-      </w:r>
-    </w:p>
-    <w:p>
-      <w:pPr>
-        <w:pStyle w:val="ListBullet"/>
-      </w:pPr>
-      <w:r>
-        <w:t>Issue the data request and confirm receipt with Jason Wagner.</w:t>
-      </w:r>
-    </w:p>
-    <w:p>
-      <w:pPr>
-        <w:pStyle w:val="ListBullet"/>
-      </w:pPr>
-      <w:r>
-        <w:t>Stand up the workbook shell and the input tabs.</w:t>
-      </w:r>
-    </w:p>
-    <w:p>
-      <w:pPr>
-        <w:pStyle w:val="ListBullet"/>
-      </w:pPr>
-      <w:r>
-        <w:t>Circulate the plan provisions summary once the document set arrives.</w:t>
-      </w:r>
-    </w:p>
-    <w:p>
-      <w:pPr>
-        <w:pStyle w:val="ListBullet"/>
-      </w:pPr>
-      <w:r>
-        <w:t>Team check-in every other week until the data are reconciled, then weekly.</w:t>
+        <w:t>Where We Start</w:t>
       </w:r>
     </w:p>
     <w:p>
       <w:r>
-        <w:t>Ask me anything that is unclear now rather than working around it quietly. It is early enough that questions are cheap.</w:t>
+        <w:t>The first task is data, because nothing else can move without it. Amanda White will send the client an itemized data request this week, so there is no ambiguity about what we need or in what form. I will stand up the model against last cycle's structure so it is ready when the census lands, and I will not touch a single assumption until the data are reconciled. Jennifer Vasquez will confirm the plan provisions and the measurement date with Jason Wagner, and she will pin down whether we are measuring the plan as it stands or as the board may amend it. Linda Hanna will keep the request log and flag anything that slips before it costs us a week. We meet again once the census is in hand and reconciled.</w:t>
       </w:r>
     </w:p>
     <w:sectPr>
